--- a/docs/transport/updated_part_a/intructions.docx
+++ b/docs/transport/updated_part_a/intructions.docx
@@ -9,7 +9,6 @@
           <w:b/>
           <w:bCs/>
           <w:u w:val="single"/>
-          <w:lang w:val="en-IL"/>
         </w:rPr>
       </w:pPr>
       <w:r>
@@ -17,613 +16,274 @@
           <w:b/>
           <w:bCs/>
           <w:u w:val="single"/>
-          <w:lang w:val="en-IL"/>
-        </w:rPr>
-        <w:t>Transport Management System - Detailed User</w:t>
-      </w:r>
-      <w:r>
-        <w:rPr>
-          <w:b/>
-          <w:bCs/>
-          <w:u w:val="single"/>
-          <w:lang w:val="en-IL"/>
-        </w:rPr>
-        <w:t xml:space="preserve"> </w:t>
-      </w:r>
-      <w:r>
-        <w:rPr>
-          <w:b/>
-          <w:bCs/>
-          <w:u w:val="single"/>
-          <w:lang w:val="en-IL"/>
-        </w:rPr>
-        <w:t>Guide</w:t>
-      </w:r>
-    </w:p>
-    <w:p>
-      <w:pPr>
-        <w:rPr>
-          <w:b/>
-          <w:bCs/>
-          <w:lang w:val="en-IL"/>
-        </w:rPr>
-      </w:pPr>
-      <w:r>
-        <w:rPr>
-          <w:b/>
-          <w:bCs/>
-          <w:lang w:val="en-IL"/>
+        </w:rPr>
+        <w:t>Transport Management System - Detailed User Guide</w:t>
+      </w:r>
+    </w:p>
+    <w:p>
+      <w:pPr>
+        <w:rPr>
+          <w:b/>
+          <w:bCs/>
+        </w:rPr>
+      </w:pPr>
+      <w:r>
+        <w:rPr>
+          <w:b/>
+          <w:bCs/>
         </w:rPr>
         <w:t>Login Information</w:t>
       </w:r>
     </w:p>
     <w:p>
-      <w:pPr>
-        <w:rPr>
-          <w:lang w:val="en-IL"/>
-        </w:rPr>
-      </w:pPr>
-      <w:r>
-        <w:rPr>
-          <w:lang w:val="en-IL"/>
-        </w:rPr>
+      <w:r>
         <w:t>By default, the system does not require a login. If access control is introduced, usernames</w:t>
       </w:r>
     </w:p>
     <w:p>
-      <w:pPr>
-        <w:rPr>
-          <w:lang w:val="en-IL"/>
-        </w:rPr>
-      </w:pPr>
-      <w:r>
-        <w:rPr>
-          <w:lang w:val="en-IL"/>
-        </w:rPr>
+      <w:r>
         <w:t>and passwords must be documented here.</w:t>
       </w:r>
     </w:p>
-    <w:p>
-      <w:pPr>
-        <w:rPr>
-          <w:lang w:val="en-IL"/>
-        </w:rPr>
-      </w:pPr>
-    </w:p>
-    <w:p>
-      <w:pPr>
-        <w:rPr>
-          <w:b/>
-          <w:bCs/>
-          <w:lang w:val="en-IL"/>
-        </w:rPr>
-      </w:pPr>
-      <w:r>
-        <w:rPr>
-          <w:b/>
-          <w:bCs/>
-          <w:lang w:val="en-IL"/>
+    <w:p/>
+    <w:p>
+      <w:pPr>
+        <w:rPr>
+          <w:b/>
+          <w:bCs/>
+        </w:rPr>
+      </w:pPr>
+      <w:r>
+        <w:rPr>
+          <w:b/>
+          <w:bCs/>
         </w:rPr>
         <w:t>System Purpose</w:t>
       </w:r>
     </w:p>
     <w:p>
-      <w:pPr>
-        <w:rPr>
-          <w:lang w:val="en-IL"/>
-        </w:rPr>
-      </w:pPr>
-      <w:r>
-        <w:rPr>
-          <w:lang w:val="en-IL"/>
-        </w:rPr>
+      <w:r>
         <w:t>This system is a command-line Java application designed to help logistics managers</w:t>
       </w:r>
     </w:p>
     <w:p>
-      <w:pPr>
-        <w:rPr>
-          <w:lang w:val="en-IL"/>
-        </w:rPr>
-      </w:pPr>
-      <w:r>
-        <w:rPr>
-          <w:lang w:val="en-IL"/>
-        </w:rPr>
+      <w:r>
         <w:t>efficiently create, monitor, and manage transports between suppliers and branches using</w:t>
       </w:r>
     </w:p>
     <w:p>
-      <w:pPr>
-        <w:rPr>
-          <w:lang w:val="en-IL"/>
-        </w:rPr>
-      </w:pPr>
-      <w:r>
-        <w:rPr>
-          <w:lang w:val="en-IL"/>
-        </w:rPr>
+      <w:r>
         <w:t>drivers and trucks. It includes full CRUD (Create, Read, Update, Delete) capabilities for all</w:t>
       </w:r>
     </w:p>
     <w:p>
-      <w:pPr>
-        <w:rPr>
-          <w:lang w:val="en-IL"/>
-        </w:rPr>
-      </w:pPr>
-      <w:r>
-        <w:rPr>
-          <w:lang w:val="en-IL"/>
-        </w:rPr>
+      <w:r>
         <w:t>major components such as branches, drivers, trucks, and transport routes.</w:t>
       </w:r>
     </w:p>
-    <w:p>
-      <w:pPr>
-        <w:rPr>
-          <w:lang w:val="en-IL"/>
-        </w:rPr>
-      </w:pPr>
-    </w:p>
-    <w:p>
-      <w:pPr>
-        <w:rPr>
-          <w:b/>
-          <w:bCs/>
-          <w:lang w:val="en-IL"/>
-        </w:rPr>
-      </w:pPr>
-      <w:r>
-        <w:rPr>
-          <w:b/>
-          <w:bCs/>
-          <w:lang w:val="en-IL"/>
+    <w:p/>
+    <w:p>
+      <w:pPr>
+        <w:rPr>
+          <w:b/>
+          <w:bCs/>
+        </w:rPr>
+      </w:pPr>
+      <w:r>
+        <w:rPr>
+          <w:b/>
+          <w:bCs/>
         </w:rPr>
         <w:t>System Launch Instructions</w:t>
       </w:r>
     </w:p>
     <w:p>
-      <w:pPr>
-        <w:rPr>
-          <w:lang w:val="en-IL"/>
-        </w:rPr>
-      </w:pPr>
-      <w:r>
-        <w:rPr>
-          <w:lang w:val="en-IL"/>
-        </w:rPr>
+      <w:r>
         <w:t>1. Open a terminal window.</w:t>
       </w:r>
     </w:p>
     <w:p>
-      <w:pPr>
-        <w:rPr>
-          <w:lang w:val="en-IL"/>
-        </w:rPr>
-      </w:pPr>
-      <w:r>
-        <w:rPr>
-          <w:lang w:val="en-IL"/>
-        </w:rPr>
+      <w:r>
         <w:t>2. Navigate to the project directory.</w:t>
       </w:r>
     </w:p>
     <w:p>
-      <w:pPr>
-        <w:rPr>
-          <w:lang w:val="en-IL"/>
-        </w:rPr>
-      </w:pPr>
-      <w:r>
-        <w:rPr>
-          <w:lang w:val="en-IL"/>
-        </w:rPr>
+      <w:r>
         <w:t>3. Run the system using the following command:</w:t>
       </w:r>
     </w:p>
     <w:p>
-      <w:pPr>
-        <w:rPr>
-          <w:lang w:val="en-IL"/>
-        </w:rPr>
-      </w:pPr>
-      <w:r>
-        <w:rPr>
-          <w:lang w:val="en-IL"/>
-        </w:rPr>
+      <w:r>
         <w:t>`java -jar release/adss2025_v01.jar`</w:t>
       </w:r>
     </w:p>
     <w:p>
-      <w:pPr>
-        <w:rPr>
-          <w:lang w:val="en-IL"/>
-        </w:rPr>
-      </w:pPr>
-      <w:r>
-        <w:rPr>
-          <w:lang w:val="en-IL"/>
-        </w:rPr>
+      <w:r>
         <w:t>4. The application starts with a prompt: 'Load mock data? (y/n)'.</w:t>
       </w:r>
     </w:p>
     <w:p>
-      <w:pPr>
-        <w:rPr>
-          <w:lang w:val="en-IL"/>
-        </w:rPr>
-      </w:pPr>
-      <w:r>
-        <w:rPr>
-          <w:lang w:val="en-IL"/>
-        </w:rPr>
+      <w:r>
         <w:t>- Type 'y' to initialize mock data (sample branches, trucks, drivers, and suppliers).</w:t>
       </w:r>
     </w:p>
     <w:p>
-      <w:pPr>
-        <w:rPr>
-          <w:lang w:val="en-IL"/>
-        </w:rPr>
-      </w:pPr>
-      <w:r>
-        <w:rPr>
-          <w:lang w:val="en-IL"/>
-        </w:rPr>
+      <w:r>
         <w:t>- Type 'n' to start from scratch.</w:t>
       </w:r>
     </w:p>
-    <w:p>
-      <w:pPr>
-        <w:rPr>
-          <w:lang w:val="en-IL"/>
-        </w:rPr>
-      </w:pPr>
-    </w:p>
-    <w:p>
-      <w:pPr>
-        <w:rPr>
-          <w:b/>
-          <w:bCs/>
-          <w:lang w:val="en-IL"/>
-        </w:rPr>
-      </w:pPr>
-      <w:r>
-        <w:rPr>
-          <w:b/>
-          <w:bCs/>
-          <w:lang w:val="en-IL"/>
+    <w:p/>
+    <w:p>
+      <w:pPr>
+        <w:rPr>
+          <w:b/>
+          <w:bCs/>
+        </w:rPr>
+      </w:pPr>
+      <w:r>
+        <w:rPr>
+          <w:b/>
+          <w:bCs/>
         </w:rPr>
         <w:t>Main Menu Walkthrough</w:t>
       </w:r>
     </w:p>
     <w:p>
-      <w:pPr>
-        <w:rPr>
-          <w:lang w:val="en-IL"/>
-        </w:rPr>
-      </w:pPr>
-      <w:r>
-        <w:rPr>
-          <w:lang w:val="en-IL"/>
-        </w:rPr>
+      <w:r>
         <w:t>The main menu includes:</w:t>
       </w:r>
     </w:p>
     <w:p>
-      <w:pPr>
-        <w:rPr>
-          <w:lang w:val="en-IL"/>
-        </w:rPr>
-      </w:pPr>
-      <w:r>
-        <w:rPr>
-          <w:lang w:val="en-IL"/>
-        </w:rPr>
+      <w:r>
         <w:t>- Manage Transport Areas: Connect suppliers and branches into transport zones.</w:t>
       </w:r>
     </w:p>
     <w:p>
-      <w:pPr>
-        <w:rPr>
-          <w:lang w:val="en-IL"/>
-        </w:rPr>
-      </w:pPr>
-      <w:r>
-        <w:rPr>
-          <w:lang w:val="en-IL"/>
-        </w:rPr>
+      <w:r>
         <w:t>- Manage Transports: Create, view, and delete logistics operations.</w:t>
       </w:r>
     </w:p>
     <w:p>
-      <w:pPr>
-        <w:rPr>
-          <w:lang w:val="en-IL"/>
-        </w:rPr>
-      </w:pPr>
-      <w:r>
-        <w:rPr>
-          <w:lang w:val="en-IL"/>
-        </w:rPr>
+      <w:r>
         <w:t>- Manage Trucks: Maintain vehicle records.</w:t>
       </w:r>
     </w:p>
     <w:p>
-      <w:pPr>
-        <w:rPr>
-          <w:lang w:val="en-IL"/>
-        </w:rPr>
-      </w:pPr>
-      <w:r>
-        <w:rPr>
-          <w:lang w:val="en-IL"/>
-        </w:rPr>
+      <w:r>
         <w:t>- Manage Drivers: Add or update drivers and their license types.</w:t>
       </w:r>
     </w:p>
     <w:p>
-      <w:pPr>
-        <w:rPr>
-          <w:lang w:val="en-IL"/>
-        </w:rPr>
-      </w:pPr>
-      <w:r>
-        <w:rPr>
-          <w:lang w:val="en-IL"/>
-        </w:rPr>
+      <w:r>
         <w:t>- Manage Branches: Track branch locations and contact info.</w:t>
       </w:r>
     </w:p>
     <w:p>
-      <w:pPr>
-        <w:rPr>
-          <w:lang w:val="en-IL"/>
-        </w:rPr>
-      </w:pPr>
-      <w:r>
-        <w:rPr>
-          <w:lang w:val="en-IL"/>
-        </w:rPr>
+      <w:r>
         <w:t>- Exit: Close the program safely.</w:t>
       </w:r>
     </w:p>
     <w:p>
-      <w:pPr>
-        <w:rPr>
-          <w:lang w:val="en-IL"/>
-        </w:rPr>
-      </w:pPr>
-      <w:r>
-        <w:rPr>
-          <w:lang w:val="en-IL"/>
-        </w:rPr>
+      <w:r>
         <w:t>- Load Temporary Mock Data: Reinitialize demo data at any point.</w:t>
       </w:r>
     </w:p>
-    <w:p>
-      <w:pPr>
-        <w:rPr>
-          <w:lang w:val="en-IL"/>
-        </w:rPr>
-      </w:pPr>
-    </w:p>
-    <w:p>
-      <w:pPr>
-        <w:rPr>
-          <w:lang w:val="en-IL"/>
-        </w:rPr>
-      </w:pPr>
-    </w:p>
-    <w:p>
-      <w:pPr>
-        <w:rPr>
-          <w:b/>
-          <w:bCs/>
-          <w:lang w:val="en-IL"/>
-        </w:rPr>
-      </w:pPr>
-      <w:r>
-        <w:rPr>
-          <w:b/>
-          <w:bCs/>
-          <w:lang w:val="en-IL"/>
+    <w:p/>
+    <w:p/>
+    <w:p>
+      <w:pPr>
+        <w:rPr>
+          <w:b/>
+          <w:bCs/>
+        </w:rPr>
+      </w:pPr>
+      <w:r>
+        <w:rPr>
+          <w:b/>
+          <w:bCs/>
         </w:rPr>
         <w:lastRenderedPageBreak/>
         <w:t>Creating a Transport</w:t>
       </w:r>
     </w:p>
     <w:p>
-      <w:pPr>
-        <w:rPr>
-          <w:lang w:val="en-IL"/>
-        </w:rPr>
-      </w:pPr>
-      <w:r>
-        <w:rPr>
-          <w:lang w:val="en-IL"/>
-        </w:rPr>
+      <w:r>
         <w:t>To create a transport:</w:t>
       </w:r>
     </w:p>
     <w:p>
-      <w:pPr>
-        <w:rPr>
-          <w:lang w:val="en-IL"/>
-        </w:rPr>
-      </w:pPr>
-      <w:r>
-        <w:rPr>
-          <w:lang w:val="en-IL"/>
-        </w:rPr>
+      <w:r>
         <w:t>1. Choose 'Manage Transports' from the main menu.</w:t>
       </w:r>
     </w:p>
     <w:p>
-      <w:pPr>
-        <w:rPr>
-          <w:lang w:val="en-IL"/>
-        </w:rPr>
-      </w:pPr>
-      <w:r>
-        <w:rPr>
-          <w:lang w:val="en-IL"/>
-        </w:rPr>
+      <w:r>
         <w:t>2. Select 'Create transport'.</w:t>
       </w:r>
     </w:p>
     <w:p>
-      <w:pPr>
-        <w:rPr>
-          <w:lang w:val="en-IL"/>
-        </w:rPr>
-      </w:pPr>
-      <w:r>
-        <w:rPr>
-          <w:lang w:val="en-IL"/>
-        </w:rPr>
+      <w:r>
         <w:t>3. Enter a planned date and time for delivery.</w:t>
       </w:r>
     </w:p>
     <w:p>
-      <w:pPr>
-        <w:rPr>
-          <w:lang w:val="en-IL"/>
-        </w:rPr>
-      </w:pPr>
-      <w:r>
-        <w:rPr>
-          <w:lang w:val="en-IL"/>
-        </w:rPr>
+      <w:r>
         <w:t>4. Choose a source branch.</w:t>
       </w:r>
     </w:p>
     <w:p>
-      <w:pPr>
-        <w:rPr>
-          <w:lang w:val="en-IL"/>
-        </w:rPr>
-      </w:pPr>
-      <w:r>
-        <w:rPr>
-          <w:lang w:val="en-IL"/>
-        </w:rPr>
+      <w:r>
         <w:t>5. Select items from inventory to include in the transport.</w:t>
       </w:r>
     </w:p>
     <w:p>
-      <w:pPr>
-        <w:rPr>
-          <w:lang w:val="en-IL"/>
-        </w:rPr>
-      </w:pPr>
-      <w:r>
-        <w:rPr>
-          <w:lang w:val="en-IL"/>
-        </w:rPr>
+      <w:r>
         <w:t>6. System will attempt to find routes and available trucks/drivers.</w:t>
       </w:r>
     </w:p>
     <w:p>
-      <w:pPr>
-        <w:rPr>
-          <w:lang w:val="en-IL"/>
-        </w:rPr>
-      </w:pPr>
-      <w:r>
-        <w:rPr>
-          <w:lang w:val="en-IL"/>
-        </w:rPr>
+      <w:r>
         <w:t>7. You will be prompted to pick from valid trucks and drivers.</w:t>
       </w:r>
     </w:p>
     <w:p>
-      <w:pPr>
-        <w:rPr>
-          <w:lang w:val="en-IL"/>
-        </w:rPr>
-      </w:pPr>
-      <w:r>
-        <w:rPr>
-          <w:lang w:val="en-IL"/>
-        </w:rPr>
+      <w:r>
         <w:t>8. Upon success, a full transport is created and listed.</w:t>
       </w:r>
     </w:p>
-    <w:p>
-      <w:pPr>
-        <w:rPr>
-          <w:lang w:val="en-IL"/>
-        </w:rPr>
-      </w:pPr>
-    </w:p>
-    <w:p>
-      <w:pPr>
-        <w:rPr>
-          <w:b/>
-          <w:bCs/>
-          <w:lang w:val="en-IL"/>
-        </w:rPr>
-      </w:pPr>
-      <w:r>
-        <w:rPr>
-          <w:b/>
-          <w:bCs/>
-          <w:lang w:val="en-IL"/>
+    <w:p/>
+    <w:p>
+      <w:pPr>
+        <w:rPr>
+          <w:b/>
+          <w:bCs/>
+        </w:rPr>
+      </w:pPr>
+      <w:r>
+        <w:rPr>
+          <w:b/>
+          <w:bCs/>
         </w:rPr>
         <w:t>Drivers and Trucks</w:t>
       </w:r>
     </w:p>
     <w:p>
-      <w:pPr>
-        <w:rPr>
-          <w:lang w:val="en-IL"/>
-        </w:rPr>
-      </w:pPr>
-      <w:r>
-        <w:rPr>
-          <w:lang w:val="en-IL"/>
-        </w:rPr>
+      <w:r>
         <w:t>Each driver must be assigned a license type (B, C, C1, etc.).</w:t>
       </w:r>
     </w:p>
     <w:p>
-      <w:pPr>
-        <w:rPr>
-          <w:lang w:val="en-IL"/>
-        </w:rPr>
-      </w:pPr>
-      <w:r>
-        <w:rPr>
-          <w:lang w:val="en-IL"/>
-        </w:rPr>
+      <w:r>
         <w:t>Each truck requires a specific license type to operate.</w:t>
       </w:r>
     </w:p>
     <w:p>
-      <w:pPr>
-        <w:rPr>
-          <w:lang w:val="en-IL"/>
-        </w:rPr>
-      </w:pPr>
-      <w:r>
-        <w:rPr>
-          <w:lang w:val="en-IL"/>
-        </w:rPr>
+      <w:r>
         <w:t>The system only allows pairing a driver with a truck they are qualified to drive.</w:t>
       </w:r>
     </w:p>
     <w:p>
-      <w:pPr>
-        <w:rPr>
-          <w:lang w:val="en-IL"/>
-        </w:rPr>
-      </w:pPr>
-      <w:r>
-        <w:rPr>
-          <w:lang w:val="en-IL"/>
-        </w:rPr>
+      <w:r>
         <w:br w:type="page"/>
       </w:r>
     </w:p>
@@ -632,29 +292,19 @@
         <w:rPr>
           <w:b/>
           <w:bCs/>
-          <w:lang w:val="en-IL"/>
-        </w:rPr>
-      </w:pPr>
-      <w:r>
-        <w:rPr>
-          <w:b/>
-          <w:bCs/>
-          <w:lang w:val="en-IL"/>
+        </w:rPr>
+      </w:pPr>
+      <w:r>
+        <w:rPr>
+          <w:b/>
+          <w:bCs/>
         </w:rPr>
         <w:lastRenderedPageBreak/>
         <w:t>Mock Data Description</w:t>
       </w:r>
     </w:p>
     <w:p>
-      <w:pPr>
-        <w:rPr>
-          <w:lang w:val="en-IL"/>
-        </w:rPr>
-      </w:pPr>
-      <w:r>
-        <w:rPr>
-          <w:lang w:val="en-IL"/>
-        </w:rPr>
+      <w:r>
         <w:t>The mock data includes:</w:t>
       </w:r>
     </w:p>
@@ -663,28 +313,18 @@
         <w:rPr>
           <w:b/>
           <w:bCs/>
-          <w:lang w:val="en-IL"/>
-        </w:rPr>
-      </w:pPr>
-      <w:r>
-        <w:rPr>
-          <w:b/>
-          <w:bCs/>
-          <w:lang w:val="en-IL"/>
+        </w:rPr>
+      </w:pPr>
+      <w:r>
+        <w:rPr>
+          <w:b/>
+          <w:bCs/>
         </w:rPr>
         <w:t>Branches</w:t>
       </w:r>
     </w:p>
     <w:p>
-      <w:pPr>
-        <w:rPr>
-          <w:lang w:val="en-IL"/>
-        </w:rPr>
-      </w:pPr>
-      <w:r>
-        <w:rPr>
-          <w:lang w:val="en-IL"/>
-        </w:rPr>
+      <w:r>
         <w:t>Three branches are added:</w:t>
       </w:r>
     </w:p>
@@ -694,22 +334,15 @@
           <w:ilvl w:val="0"/>
           <w:numId w:val="1"/>
         </w:numPr>
-        <w:rPr>
-          <w:lang w:val="en-IL"/>
-        </w:rPr>
-      </w:pPr>
-      <w:r>
-        <w:rPr>
-          <w:b/>
-          <w:bCs/>
-          <w:lang w:val="en-IL"/>
+      </w:pPr>
+      <w:r>
+        <w:rPr>
+          <w:b/>
+          <w:bCs/>
         </w:rPr>
         <w:t>Branch1</w:t>
       </w:r>
       <w:r>
-        <w:rPr>
-          <w:lang w:val="en-IL"/>
-        </w:rPr>
         <w:t xml:space="preserve"> – Address: "Address1", Phone: "+972 5412311"</w:t>
       </w:r>
     </w:p>
@@ -719,22 +352,15 @@
           <w:ilvl w:val="0"/>
           <w:numId w:val="1"/>
         </w:numPr>
-        <w:rPr>
-          <w:lang w:val="en-IL"/>
-        </w:rPr>
-      </w:pPr>
-      <w:r>
-        <w:rPr>
-          <w:b/>
-          <w:bCs/>
-          <w:lang w:val="en-IL"/>
+      </w:pPr>
+      <w:r>
+        <w:rPr>
+          <w:b/>
+          <w:bCs/>
         </w:rPr>
         <w:t>Branch2</w:t>
       </w:r>
       <w:r>
-        <w:rPr>
-          <w:lang w:val="en-IL"/>
-        </w:rPr>
         <w:t xml:space="preserve"> – Address: "Address2", Phone: "+972 5488899"</w:t>
       </w:r>
     </w:p>
@@ -744,37 +370,22 @@
           <w:ilvl w:val="0"/>
           <w:numId w:val="1"/>
         </w:numPr>
-        <w:rPr>
-          <w:lang w:val="en-IL"/>
-        </w:rPr>
-      </w:pPr>
-      <w:r>
-        <w:rPr>
-          <w:b/>
-          <w:bCs/>
-          <w:lang w:val="en-IL"/>
+      </w:pPr>
+      <w:r>
+        <w:rPr>
+          <w:b/>
+          <w:bCs/>
         </w:rPr>
         <w:t>Branch3</w:t>
       </w:r>
       <w:r>
-        <w:rPr>
-          <w:lang w:val="en-IL"/>
-        </w:rPr>
         <w:t xml:space="preserve"> – Address: "Address3", Phone: "+972 5412988"</w:t>
       </w:r>
     </w:p>
     <w:p>
-      <w:pPr>
-        <w:rPr>
-          <w:lang w:val="en-IL"/>
-        </w:rPr>
-      </w:pPr>
-      <w:r>
-        <w:rPr>
-          <w:lang w:val="en-IL"/>
-        </w:rPr>
+      <w:r>
         <w:pict w14:anchorId="71D5E9D3">
-          <v:rect id="_x0000_i1055" style="width:0;height:1.5pt" o:hralign="center" o:hrstd="t" o:hr="t" fillcolor="#a0a0a0" stroked="f"/>
+          <v:rect id="_x0000_i1025" style="width:0;height:1.5pt" o:hralign="center" o:hrstd="t" o:hr="t" fillcolor="#a0a0a0" stroked="f"/>
         </w:pict>
       </w:r>
     </w:p>
@@ -783,28 +394,18 @@
         <w:rPr>
           <w:b/>
           <w:bCs/>
-          <w:lang w:val="en-IL"/>
-        </w:rPr>
-      </w:pPr>
-      <w:r>
-        <w:rPr>
-          <w:b/>
-          <w:bCs/>
-          <w:lang w:val="en-IL"/>
+        </w:rPr>
+      </w:pPr>
+      <w:r>
+        <w:rPr>
+          <w:b/>
+          <w:bCs/>
         </w:rPr>
         <w:t>Drivers</w:t>
       </w:r>
     </w:p>
     <w:p>
-      <w:pPr>
-        <w:rPr>
-          <w:lang w:val="en-IL"/>
-        </w:rPr>
-      </w:pPr>
-      <w:r>
-        <w:rPr>
-          <w:lang w:val="en-IL"/>
-        </w:rPr>
+      <w:r>
         <w:t>Three drivers with different license types:</w:t>
       </w:r>
     </w:p>
@@ -814,22 +415,15 @@
           <w:ilvl w:val="0"/>
           <w:numId w:val="2"/>
         </w:numPr>
-        <w:rPr>
-          <w:lang w:val="en-IL"/>
-        </w:rPr>
-      </w:pPr>
-      <w:r>
-        <w:rPr>
-          <w:b/>
-          <w:bCs/>
-          <w:lang w:val="en-IL"/>
+      </w:pPr>
+      <w:r>
+        <w:rPr>
+          <w:b/>
+          <w:bCs/>
         </w:rPr>
         <w:t>John Doe</w:t>
       </w:r>
       <w:r>
-        <w:rPr>
-          <w:lang w:val="en-IL"/>
-        </w:rPr>
         <w:t xml:space="preserve"> – ID: "123456789", Phone: "+972 5412311", License: "C"</w:t>
       </w:r>
     </w:p>
@@ -839,22 +433,15 @@
           <w:ilvl w:val="0"/>
           <w:numId w:val="2"/>
         </w:numPr>
-        <w:rPr>
-          <w:lang w:val="en-IL"/>
-        </w:rPr>
-      </w:pPr>
-      <w:r>
-        <w:rPr>
-          <w:b/>
-          <w:bCs/>
-          <w:lang w:val="en-IL"/>
+      </w:pPr>
+      <w:r>
+        <w:rPr>
+          <w:b/>
+          <w:bCs/>
         </w:rPr>
         <w:t>Sam Wilson</w:t>
       </w:r>
       <w:r>
-        <w:rPr>
-          <w:lang w:val="en-IL"/>
-        </w:rPr>
         <w:t xml:space="preserve"> – ID: "987654321", Phone: "+972 5488899", License: "B"</w:t>
       </w:r>
     </w:p>
@@ -864,37 +451,22 @@
           <w:ilvl w:val="0"/>
           <w:numId w:val="2"/>
         </w:numPr>
-        <w:rPr>
-          <w:lang w:val="en-IL"/>
-        </w:rPr>
-      </w:pPr>
-      <w:r>
-        <w:rPr>
-          <w:b/>
-          <w:bCs/>
-          <w:lang w:val="en-IL"/>
+      </w:pPr>
+      <w:r>
+        <w:rPr>
+          <w:b/>
+          <w:bCs/>
         </w:rPr>
         <w:t>Jane Smith</w:t>
       </w:r>
       <w:r>
-        <w:rPr>
-          <w:lang w:val="en-IL"/>
-        </w:rPr>
         <w:t xml:space="preserve"> – ID: "456789123", Phone: "+972 5412988", License: "C1"</w:t>
       </w:r>
     </w:p>
     <w:p>
-      <w:pPr>
-        <w:rPr>
-          <w:lang w:val="en-IL"/>
-        </w:rPr>
-      </w:pPr>
-      <w:r>
-        <w:rPr>
-          <w:lang w:val="en-IL"/>
-        </w:rPr>
+      <w:r>
         <w:pict w14:anchorId="36782CDB">
-          <v:rect id="_x0000_i1056" style="width:0;height:1.5pt" o:hralign="center" o:hrstd="t" o:hr="t" fillcolor="#a0a0a0" stroked="f"/>
+          <v:rect id="_x0000_i1026" style="width:0;height:1.5pt" o:hralign="center" o:hrstd="t" o:hr="t" fillcolor="#a0a0a0" stroked="f"/>
         </w:pict>
       </w:r>
     </w:p>
@@ -903,28 +475,18 @@
         <w:rPr>
           <w:b/>
           <w:bCs/>
-          <w:lang w:val="en-IL"/>
-        </w:rPr>
-      </w:pPr>
-      <w:r>
-        <w:rPr>
-          <w:b/>
-          <w:bCs/>
-          <w:lang w:val="en-IL"/>
+        </w:rPr>
+      </w:pPr>
+      <w:r>
+        <w:rPr>
+          <w:b/>
+          <w:bCs/>
         </w:rPr>
         <w:t>Trucks</w:t>
       </w:r>
     </w:p>
     <w:p>
-      <w:pPr>
-        <w:rPr>
-          <w:lang w:val="en-IL"/>
-        </w:rPr>
-      </w:pPr>
-      <w:r>
-        <w:rPr>
-          <w:lang w:val="en-IL"/>
-        </w:rPr>
+      <w:r>
         <w:t>Three trucks with different capacities and required license types:</w:t>
       </w:r>
     </w:p>
@@ -934,22 +496,15 @@
           <w:ilvl w:val="0"/>
           <w:numId w:val="3"/>
         </w:numPr>
-        <w:rPr>
-          <w:lang w:val="en-IL"/>
-        </w:rPr>
-      </w:pPr>
-      <w:r>
-        <w:rPr>
-          <w:b/>
-          <w:bCs/>
-          <w:lang w:val="en-IL"/>
+      </w:pPr>
+      <w:r>
+        <w:rPr>
+          <w:b/>
+          <w:bCs/>
         </w:rPr>
         <w:t>Truck 5498875</w:t>
       </w:r>
       <w:r>
-        <w:rPr>
-          <w:lang w:val="en-IL"/>
-        </w:rPr>
         <w:t xml:space="preserve"> – Weight: 3500kg, Max load: 5000kg, License: "C1", Manufacturer: "Toyota"</w:t>
       </w:r>
     </w:p>
@@ -959,23 +514,28 @@
           <w:ilvl w:val="0"/>
           <w:numId w:val="3"/>
         </w:numPr>
-        <w:rPr>
-          <w:lang w:val="en-IL"/>
-        </w:rPr>
-      </w:pPr>
-      <w:r>
-        <w:rPr>
-          <w:b/>
-          <w:bCs/>
-          <w:lang w:val="en-IL"/>
+      </w:pPr>
+      <w:r>
+        <w:rPr>
+          <w:b/>
+          <w:bCs/>
         </w:rPr>
         <w:t>Truck 5491176</w:t>
       </w:r>
       <w:r>
-        <w:rPr>
-          <w:lang w:val="en-IL"/>
-        </w:rPr>
-        <w:t xml:space="preserve"> – Weight: 4000kg, Max load: 6000kg, License: "C", Manufacturer: "Ford"</w:t>
+        <w:t xml:space="preserve"> – Weight: </w:t>
+      </w:r>
+      <w:r>
+        <w:t>1</w:t>
+      </w:r>
+      <w:r>
+        <w:t xml:space="preserve">000kg, Max load: </w:t>
+      </w:r>
+      <w:r>
+        <w:t>3</w:t>
+      </w:r>
+      <w:r>
+        <w:t>000kg, License: "C", Manufacturer: "Ford"</w:t>
       </w:r>
     </w:p>
     <w:p>
@@ -984,37 +544,22 @@
           <w:ilvl w:val="0"/>
           <w:numId w:val="3"/>
         </w:numPr>
-        <w:rPr>
-          <w:lang w:val="en-IL"/>
-        </w:rPr>
-      </w:pPr>
-      <w:r>
-        <w:rPr>
-          <w:b/>
-          <w:bCs/>
-          <w:lang w:val="en-IL"/>
+      </w:pPr>
+      <w:r>
+        <w:rPr>
+          <w:b/>
+          <w:bCs/>
         </w:rPr>
         <w:t>Truck 5491177</w:t>
       </w:r>
       <w:r>
-        <w:rPr>
-          <w:lang w:val="en-IL"/>
-        </w:rPr>
         <w:t xml:space="preserve"> – Weight: 4500kg, Max load: 7000kg, License: "C1", Manufacturer: "Mercedes"</w:t>
       </w:r>
     </w:p>
     <w:p>
-      <w:pPr>
-        <w:rPr>
-          <w:lang w:val="en-IL"/>
-        </w:rPr>
-      </w:pPr>
-      <w:r>
-        <w:rPr>
-          <w:lang w:val="en-IL"/>
-        </w:rPr>
+      <w:r>
         <w:pict w14:anchorId="3B5D9903">
-          <v:rect id="_x0000_i1057" style="width:0;height:1.5pt" o:hralign="center" o:hrstd="t" o:hr="t" fillcolor="#a0a0a0" stroked="f"/>
+          <v:rect id="_x0000_i1027" style="width:0;height:1.5pt" o:hralign="center" o:hrstd="t" o:hr="t" fillcolor="#a0a0a0" stroked="f"/>
         </w:pict>
       </w:r>
     </w:p>
@@ -1023,28 +568,18 @@
         <w:rPr>
           <w:b/>
           <w:bCs/>
-          <w:lang w:val="en-IL"/>
-        </w:rPr>
-      </w:pPr>
-      <w:r>
-        <w:rPr>
-          <w:b/>
-          <w:bCs/>
-          <w:lang w:val="en-IL"/>
+        </w:rPr>
+      </w:pPr>
+      <w:r>
+        <w:rPr>
+          <w:b/>
+          <w:bCs/>
         </w:rPr>
         <w:t>Suppliers</w:t>
       </w:r>
     </w:p>
     <w:p>
-      <w:pPr>
-        <w:rPr>
-          <w:lang w:val="en-IL"/>
-        </w:rPr>
-      </w:pPr>
-      <w:r>
-        <w:rPr>
-          <w:lang w:val="en-IL"/>
-        </w:rPr>
+      <w:r>
         <w:t>Three suppliers located at different addresses:</w:t>
       </w:r>
     </w:p>
@@ -1054,22 +589,15 @@
           <w:ilvl w:val="0"/>
           <w:numId w:val="4"/>
         </w:numPr>
-        <w:rPr>
-          <w:lang w:val="en-IL"/>
-        </w:rPr>
-      </w:pPr>
-      <w:r>
-        <w:rPr>
-          <w:b/>
-          <w:bCs/>
-          <w:lang w:val="en-IL"/>
+      </w:pPr>
+      <w:r>
+        <w:rPr>
+          <w:b/>
+          <w:bCs/>
         </w:rPr>
         <w:t>Supplier1</w:t>
       </w:r>
       <w:r>
-        <w:rPr>
-          <w:lang w:val="en-IL"/>
-        </w:rPr>
         <w:t xml:space="preserve"> – Address: "Address1", Phone: "+972 77788855"</w:t>
       </w:r>
     </w:p>
@@ -1079,22 +607,15 @@
           <w:ilvl w:val="0"/>
           <w:numId w:val="4"/>
         </w:numPr>
-        <w:rPr>
-          <w:lang w:val="en-IL"/>
-        </w:rPr>
-      </w:pPr>
-      <w:r>
-        <w:rPr>
-          <w:b/>
-          <w:bCs/>
-          <w:lang w:val="en-IL"/>
+      </w:pPr>
+      <w:r>
+        <w:rPr>
+          <w:b/>
+          <w:bCs/>
         </w:rPr>
         <w:t>Supplier2</w:t>
       </w:r>
       <w:r>
-        <w:rPr>
-          <w:lang w:val="en-IL"/>
-        </w:rPr>
         <w:t xml:space="preserve"> – Address: "Address2", Phone: "+972 77788856"</w:t>
       </w:r>
     </w:p>
@@ -1104,37 +625,22 @@
           <w:ilvl w:val="0"/>
           <w:numId w:val="4"/>
         </w:numPr>
-        <w:rPr>
-          <w:lang w:val="en-IL"/>
-        </w:rPr>
-      </w:pPr>
-      <w:r>
-        <w:rPr>
-          <w:b/>
-          <w:bCs/>
-          <w:lang w:val="en-IL"/>
+      </w:pPr>
+      <w:r>
+        <w:rPr>
+          <w:b/>
+          <w:bCs/>
         </w:rPr>
         <w:t>Supplier3</w:t>
       </w:r>
       <w:r>
-        <w:rPr>
-          <w:lang w:val="en-IL"/>
-        </w:rPr>
         <w:t xml:space="preserve"> – Address: "Address3", Phone: "+972 77788857"</w:t>
       </w:r>
     </w:p>
     <w:p>
-      <w:pPr>
-        <w:rPr>
-          <w:lang w:val="en-IL"/>
-        </w:rPr>
-      </w:pPr>
-      <w:r>
-        <w:rPr>
-          <w:lang w:val="en-IL"/>
-        </w:rPr>
+      <w:r>
         <w:pict w14:anchorId="10C3DE8F">
-          <v:rect id="_x0000_i1058" style="width:0;height:1.5pt" o:hralign="center" o:hrstd="t" o:hr="t" fillcolor="#a0a0a0" stroked="f"/>
+          <v:rect id="_x0000_i1028" style="width:0;height:1.5pt" o:hralign="center" o:hrstd="t" o:hr="t" fillcolor="#a0a0a0" stroked="f"/>
         </w:pict>
       </w:r>
     </w:p>
@@ -1143,28 +649,18 @@
         <w:rPr>
           <w:b/>
           <w:bCs/>
-          <w:lang w:val="en-IL"/>
-        </w:rPr>
-      </w:pPr>
-      <w:r>
-        <w:rPr>
-          <w:b/>
-          <w:bCs/>
-          <w:lang w:val="en-IL"/>
+        </w:rPr>
+      </w:pPr>
+      <w:r>
+        <w:rPr>
+          <w:b/>
+          <w:bCs/>
         </w:rPr>
         <w:t>Transport Areas</w:t>
       </w:r>
     </w:p>
     <w:p>
-      <w:pPr>
-        <w:rPr>
-          <w:lang w:val="en-IL"/>
-        </w:rPr>
-      </w:pPr>
-      <w:r>
-        <w:rPr>
-          <w:lang w:val="en-IL"/>
-        </w:rPr>
+      <w:r>
         <w:t>Two transport areas are created, each associating existing branches and suppliers:</w:t>
       </w:r>
     </w:p>
@@ -1174,22 +670,15 @@
           <w:ilvl w:val="0"/>
           <w:numId w:val="5"/>
         </w:numPr>
-        <w:rPr>
-          <w:lang w:val="en-IL"/>
-        </w:rPr>
-      </w:pPr>
-      <w:r>
-        <w:rPr>
-          <w:b/>
-          <w:bCs/>
-          <w:lang w:val="en-IL"/>
+      </w:pPr>
+      <w:r>
+        <w:rPr>
+          <w:b/>
+          <w:bCs/>
         </w:rPr>
         <w:t>Area1</w:t>
       </w:r>
       <w:r>
-        <w:rPr>
-          <w:lang w:val="en-IL"/>
-        </w:rPr>
         <w:t xml:space="preserve"> – Includes all created branches and suppliers</w:t>
       </w:r>
     </w:p>
@@ -1199,38 +688,23 @@
           <w:ilvl w:val="0"/>
           <w:numId w:val="5"/>
         </w:numPr>
-        <w:rPr>
-          <w:lang w:val="en-IL"/>
-        </w:rPr>
-      </w:pPr>
-      <w:r>
-        <w:rPr>
-          <w:b/>
-          <w:bCs/>
-          <w:lang w:val="en-IL"/>
+      </w:pPr>
+      <w:r>
+        <w:rPr>
+          <w:b/>
+          <w:bCs/>
         </w:rPr>
         <w:t>Area2</w:t>
       </w:r>
       <w:r>
-        <w:rPr>
-          <w:lang w:val="en-IL"/>
-        </w:rPr>
         <w:t xml:space="preserve"> – Includes a subset (first two) of branches and suppliers</w:t>
       </w:r>
     </w:p>
     <w:p>
-      <w:pPr>
-        <w:rPr>
-          <w:lang w:val="en-IL"/>
-        </w:rPr>
-      </w:pPr>
-      <w:r>
-        <w:rPr>
-          <w:lang w:val="en-IL"/>
-        </w:rPr>
+      <w:r>
         <w:lastRenderedPageBreak/>
         <w:pict w14:anchorId="453DDEF4">
-          <v:rect id="_x0000_i1059" style="width:0;height:1.5pt" o:hralign="center" o:hrstd="t" o:hr="t" fillcolor="#a0a0a0" stroked="f"/>
+          <v:rect id="_x0000_i1029" style="width:0;height:1.5pt" o:hralign="center" o:hrstd="t" o:hr="t" fillcolor="#a0a0a0" stroked="f"/>
         </w:pict>
       </w:r>
     </w:p>
@@ -1239,14 +713,12 @@
         <w:rPr>
           <w:b/>
           <w:bCs/>
-          <w:lang w:val="en-IL"/>
-        </w:rPr>
-      </w:pPr>
-      <w:r>
-        <w:rPr>
-          <w:b/>
-          <w:bCs/>
-          <w:lang w:val="en-IL"/>
+        </w:rPr>
+      </w:pPr>
+      <w:r>
+        <w:rPr>
+          <w:b/>
+          <w:bCs/>
         </w:rPr>
         <w:t>Transport Planning</w:t>
       </w:r>
@@ -1257,14 +729,8 @@
           <w:ilvl w:val="0"/>
           <w:numId w:val="6"/>
         </w:numPr>
-        <w:rPr>
-          <w:lang w:val="en-IL"/>
-        </w:rPr>
-      </w:pPr>
-      <w:r>
-        <w:rPr>
-          <w:lang w:val="en-IL"/>
-        </w:rPr>
+      </w:pPr>
+      <w:r>
         <w:t>A set of stock items is retrieved based on a mock search (with placeholder query "").</w:t>
       </w:r>
     </w:p>
@@ -1274,28 +740,18 @@
           <w:ilvl w:val="0"/>
           <w:numId w:val="6"/>
         </w:numPr>
-        <w:rPr>
-          <w:lang w:val="en-IL"/>
-        </w:rPr>
-      </w:pPr>
-      <w:r>
-        <w:rPr>
-          <w:lang w:val="en-IL"/>
-        </w:rPr>
+      </w:pPr>
+      <w:r>
         <w:t xml:space="preserve">A </w:t>
       </w:r>
       <w:r>
         <w:rPr>
           <w:b/>
           <w:bCs/>
-          <w:lang w:val="en-IL"/>
         </w:rPr>
         <w:t>transport route</w:t>
       </w:r>
       <w:r>
-        <w:rPr>
-          <w:lang w:val="en-IL"/>
-        </w:rPr>
         <w:t xml:space="preserve"> is planned for the next day, using the selected stock items.</w:t>
       </w:r>
     </w:p>
@@ -1305,14 +761,8 @@
           <w:ilvl w:val="0"/>
           <w:numId w:val="6"/>
         </w:numPr>
-        <w:rPr>
-          <w:lang w:val="en-IL"/>
-        </w:rPr>
-      </w:pPr>
-      <w:r>
-        <w:rPr>
-          <w:lang w:val="en-IL"/>
-        </w:rPr>
+      </w:pPr>
+      <w:r>
         <w:t>The system finds an available truck and a driver with a matching license for the planned date.</w:t>
       </w:r>
     </w:p>
@@ -1322,41 +772,23 @@
           <w:ilvl w:val="0"/>
           <w:numId w:val="6"/>
         </w:numPr>
-        <w:rPr>
-          <w:lang w:val="en-IL"/>
-        </w:rPr>
-      </w:pPr>
-      <w:r>
-        <w:rPr>
-          <w:lang w:val="en-IL"/>
-        </w:rPr>
+      </w:pPr>
+      <w:r>
         <w:t xml:space="preserve">Finally, a </w:t>
       </w:r>
       <w:r>
         <w:rPr>
           <w:b/>
           <w:bCs/>
-          <w:lang w:val="en-IL"/>
         </w:rPr>
         <w:t>transport</w:t>
       </w:r>
       <w:r>
-        <w:rPr>
-          <w:lang w:val="en-IL"/>
-        </w:rPr>
         <w:t xml:space="preserve"> is created linking the planned time, selected truck and driver, and the created transport routes.</w:t>
       </w:r>
     </w:p>
     <w:p>
-      <w:pPr>
-        <w:rPr>
-          <w:lang w:val="en-IL"/>
-        </w:rPr>
-      </w:pPr>
-      <w:r>
-        <w:rPr>
-          <w:lang w:val="en-IL"/>
-        </w:rPr>
+      <w:r>
         <w:br w:type="page"/>
       </w:r>
     </w:p>
@@ -1365,81 +797,39 @@
         <w:rPr>
           <w:b/>
           <w:bCs/>
-          <w:lang w:val="en-IL"/>
-        </w:rPr>
-      </w:pPr>
-      <w:r>
-        <w:rPr>
-          <w:b/>
-          <w:bCs/>
-          <w:lang w:val="en-IL"/>
+        </w:rPr>
+      </w:pPr>
+      <w:r>
+        <w:rPr>
+          <w:b/>
+          <w:bCs/>
         </w:rPr>
         <w:lastRenderedPageBreak/>
         <w:t>Error Handling and Tips</w:t>
       </w:r>
     </w:p>
     <w:p>
-      <w:pPr>
-        <w:rPr>
-          <w:lang w:val="en-IL"/>
-        </w:rPr>
-      </w:pPr>
-      <w:r>
-        <w:rPr>
-          <w:lang w:val="en-IL"/>
-        </w:rPr>
+      <w:r>
         <w:t>The program uses Helper methods to validate user input. If an entry is invalid, the user is</w:t>
       </w:r>
     </w:p>
     <w:p>
-      <w:pPr>
-        <w:rPr>
-          <w:lang w:val="en-IL"/>
-        </w:rPr>
-      </w:pPr>
-      <w:r>
-        <w:rPr>
-          <w:lang w:val="en-IL"/>
-        </w:rPr>
+      <w:r>
         <w:t>prompted again.</w:t>
       </w:r>
     </w:p>
     <w:p>
-      <w:pPr>
-        <w:rPr>
-          <w:lang w:val="en-IL"/>
-        </w:rPr>
-      </w:pPr>
-      <w:r>
-        <w:rPr>
-          <w:lang w:val="en-IL"/>
-        </w:rPr>
+      <w:r>
         <w:t>- Do not leave inputs blank.</w:t>
       </w:r>
     </w:p>
     <w:p>
-      <w:pPr>
-        <w:rPr>
-          <w:lang w:val="en-IL"/>
-        </w:rPr>
-      </w:pPr>
-      <w:r>
-        <w:rPr>
-          <w:lang w:val="en-IL"/>
-        </w:rPr>
+      <w:r>
         <w:t>- Follow format for dates and numbers.</w:t>
       </w:r>
     </w:p>
     <w:p>
-      <w:pPr>
-        <w:rPr>
-          <w:lang w:val="en-IL"/>
-        </w:rPr>
-      </w:pPr>
-      <w:r>
-        <w:rPr>
-          <w:lang w:val="en-IL"/>
-        </w:rPr>
+      <w:r>
         <w:t>- Ensure there are available drivers and trucks for the given transport date.</w:t>
       </w:r>
     </w:p>
@@ -1455,55 +845,27 @@
         <w:rPr>
           <w:b/>
           <w:bCs/>
-          <w:lang w:val="en-IL"/>
         </w:rPr>
         <w:t>Extending the System</w:t>
       </w:r>
     </w:p>
     <w:p>
-      <w:pPr>
-        <w:rPr>
-          <w:lang w:val="en-IL"/>
-        </w:rPr>
-      </w:pPr>
-      <w:r>
-        <w:rPr>
-          <w:lang w:val="en-IL"/>
-        </w:rPr>
+      <w:r>
         <w:t>You can extend functionality by:</w:t>
       </w:r>
     </w:p>
     <w:p>
-      <w:pPr>
-        <w:rPr>
-          <w:lang w:val="en-IL"/>
-        </w:rPr>
-      </w:pPr>
-      <w:r>
-        <w:rPr>
-          <w:lang w:val="en-IL"/>
-        </w:rPr>
+      <w:r>
         <w:t>- Adding transport history and tracking.</w:t>
       </w:r>
     </w:p>
     <w:p>
-      <w:pPr>
-        <w:rPr>
-          <w:lang w:val="en-IL"/>
-        </w:rPr>
-      </w:pPr>
-      <w:r>
-        <w:rPr>
-          <w:lang w:val="en-IL"/>
-        </w:rPr>
+      <w:r>
         <w:t>- Introducing login/authentication features.</w:t>
       </w:r>
     </w:p>
     <w:p>
       <w:r>
-        <w:rPr>
-          <w:lang w:val="en-IL"/>
-        </w:rPr>
         <w:t>- Adding GUI components for ease of use.</w:t>
       </w:r>
     </w:p>
@@ -3037,6 +2399,7 @@
   <w:style w:type="character" w:default="1" w:styleId="DefaultParagraphFont">
     <w:name w:val="Default Paragraph Font"/>
     <w:uiPriority w:val="1"/>
+    <w:semiHidden/>
     <w:unhideWhenUsed/>
   </w:style>
   <w:style w:type="table" w:default="1" w:styleId="TableNormal">
